--- a/Архитектура_приложения.docx
+++ b/Архитектура_приложения.docx
@@ -15,7 +15,7 @@
         <w:rPr>
           <w:i/>
         </w:rPr>
-        <w:t>Управление кросс-функциональной командой · v1.42.0</w:t>
+        <w:t>Управление кросс-функциональной командой · v1.44.0</w:t>
       </w:r>
     </w:p>
     <w:p>
@@ -728,7 +728,7 @@
     </w:p>
     <w:p>
       <w:r>
-        <w:t>PostgreSQL хранит 46 таблиц по доменам. Всё состояние — единый снимок GET/PUT /api/state с оптимистичной блокировкой (app_meta). Связи логические (по строковым id). Схема — Flyway V1–V10.</w:t>
+        <w:t>PostgreSQL хранит 49 таблиц по доменам. Всё состояние — единый снимок GET/PUT /api/state с оптимистичной блокировкой (app_meta). Связи логические (по строковым id). Схема — Flyway V1–V11.</w:t>
       </w:r>
     </w:p>
     <w:p>
@@ -1038,6 +1038,28 @@
           </w:p>
         </w:tc>
       </w:tr>
+      <w:tr>
+        <w:tc>
+          <w:tcPr>
+            <w:tcW w:type="dxa" w:w="4680"/>
+          </w:tcPr>
+          <w:p>
+            <w:r>
+              <w:t>V11</w:t>
+            </w:r>
+          </w:p>
+        </w:tc>
+        <w:tc>
+          <w:tcPr>
+            <w:tcW w:type="dxa" w:w="4680"/>
+          </w:tcPr>
+          <w:p>
+            <w:r>
+              <w:t>Team Health Check, деплои и инциденты (DORA)</w:t>
+            </w:r>
+          </w:p>
+        </w:tc>
+      </w:tr>
     </w:tbl>
     <w:p>
       <w:pPr>
@@ -3520,6 +3542,162 @@
           <w:p>
             <w:r>
               <w:t>Портфель проектов</w:t>
+            </w:r>
+          </w:p>
+        </w:tc>
+      </w:tr>
+      <w:tr>
+        <w:tc>
+          <w:tcPr>
+            <w:tcW w:type="dxa" w:w="1872"/>
+          </w:tcPr>
+          <w:p>
+            <w:r>
+              <w:t>team_health</w:t>
+            </w:r>
+          </w:p>
+        </w:tc>
+        <w:tc>
+          <w:tcPr>
+            <w:tcW w:type="dxa" w:w="1872"/>
+          </w:tcPr>
+          <w:p>
+            <w:r>
+              <w:t>Церемонии</w:t>
+            </w:r>
+          </w:p>
+        </w:tc>
+        <w:tc>
+          <w:tcPr>
+            <w:tcW w:type="dxa" w:w="1872"/>
+          </w:tcPr>
+          <w:p>
+            <w:r>
+              <w:t>2</w:t>
+            </w:r>
+          </w:p>
+        </w:tc>
+        <w:tc>
+          <w:tcPr>
+            <w:tcW w:type="dxa" w:w="1872"/>
+          </w:tcPr>
+          <w:p>
+            <w:r>
+              <w:t>pk, dimension</w:t>
+            </w:r>
+          </w:p>
+        </w:tc>
+        <w:tc>
+          <w:tcPr>
+            <w:tcW w:type="dxa" w:w="1872"/>
+          </w:tcPr>
+          <w:p>
+            <w:r>
+              <w:t>Team Health Check (Spotify Squad): оценки измерений здоровья команды</w:t>
+            </w:r>
+          </w:p>
+        </w:tc>
+      </w:tr>
+      <w:tr>
+        <w:tc>
+          <w:tcPr>
+            <w:tcW w:type="dxa" w:w="1872"/>
+          </w:tcPr>
+          <w:p>
+            <w:r>
+              <w:t>deployments</w:t>
+            </w:r>
+          </w:p>
+        </w:tc>
+        <w:tc>
+          <w:tcPr>
+            <w:tcW w:type="dxa" w:w="1872"/>
+          </w:tcPr>
+          <w:p>
+            <w:r>
+              <w:t>Выпуск</w:t>
+            </w:r>
+          </w:p>
+        </w:tc>
+        <w:tc>
+          <w:tcPr>
+            <w:tcW w:type="dxa" w:w="1872"/>
+          </w:tcPr>
+          <w:p>
+            <w:r>
+              <w:t>2</w:t>
+            </w:r>
+          </w:p>
+        </w:tc>
+        <w:tc>
+          <w:tcPr>
+            <w:tcW w:type="dxa" w:w="1872"/>
+          </w:tcPr>
+          <w:p>
+            <w:r>
+              <w:t>pk, status</w:t>
+            </w:r>
+          </w:p>
+        </w:tc>
+        <w:tc>
+          <w:tcPr>
+            <w:tcW w:type="dxa" w:w="1872"/>
+          </w:tcPr>
+          <w:p>
+            <w:r>
+              <w:t>Деплои — для DORA (частота, lead time, change failure rate)</w:t>
+            </w:r>
+          </w:p>
+        </w:tc>
+      </w:tr>
+      <w:tr>
+        <w:tc>
+          <w:tcPr>
+            <w:tcW w:type="dxa" w:w="1872"/>
+          </w:tcPr>
+          <w:p>
+            <w:r>
+              <w:t>incidents</w:t>
+            </w:r>
+          </w:p>
+        </w:tc>
+        <w:tc>
+          <w:tcPr>
+            <w:tcW w:type="dxa" w:w="1872"/>
+          </w:tcPr>
+          <w:p>
+            <w:r>
+              <w:t>Аналитика</w:t>
+            </w:r>
+          </w:p>
+        </w:tc>
+        <w:tc>
+          <w:tcPr>
+            <w:tcW w:type="dxa" w:w="1872"/>
+          </w:tcPr>
+          <w:p>
+            <w:r>
+              <w:t>2</w:t>
+            </w:r>
+          </w:p>
+        </w:tc>
+        <w:tc>
+          <w:tcPr>
+            <w:tcW w:type="dxa" w:w="1872"/>
+          </w:tcPr>
+          <w:p>
+            <w:r>
+              <w:t>pk, down_hours</w:t>
+            </w:r>
+          </w:p>
+        </w:tc>
+        <w:tc>
+          <w:tcPr>
+            <w:tcW w:type="dxa" w:w="1872"/>
+          </w:tcPr>
+          <w:p>
+            <w:r>
+              <w:t>Прод-инциденты и постмортемы — MTTR для DORA</w:t>
             </w:r>
           </w:p>
         </w:tc>
@@ -3591,7 +3769,7 @@
         <w:rPr>
           <w:i/>
         </w:rPr>
-        <w:t>Сгенерировано для приложения «Управление кросс-функциональной командой» v1.42.0.</w:t>
+        <w:t>Сгенерировано для приложения «Управление кросс-функциональной командой» v1.44.0.</w:t>
       </w:r>
     </w:p>
     <w:sectPr>

--- a/Архитектура_приложения.docx
+++ b/Архитектура_приложения.docx
@@ -15,7 +15,7 @@
         <w:rPr>
           <w:i/>
         </w:rPr>
-        <w:t>Управление кросс-функциональной командой · v1.44.0</w:t>
+        <w:t>Управление кросс-функциональной командой · v1.45.0</w:t>
       </w:r>
     </w:p>
     <w:p>
@@ -3769,7 +3769,7 @@
         <w:rPr>
           <w:i/>
         </w:rPr>
-        <w:t>Сгенерировано для приложения «Управление кросс-функциональной командой» v1.44.0.</w:t>
+        <w:t>Сгенерировано для приложения «Управление кросс-функциональной командой» v1.45.0.</w:t>
       </w:r>
     </w:p>
     <w:sectPr>

--- a/Архитектура_приложения.docx
+++ b/Архитектура_приложения.docx
@@ -15,7 +15,7 @@
         <w:rPr>
           <w:i/>
         </w:rPr>
-        <w:t>Управление кросс-функциональной командой · v1.45.0</w:t>
+        <w:t>Управление кросс-функциональной командой · v1.46.0</w:t>
       </w:r>
     </w:p>
     <w:p>
@@ -3769,7 +3769,7 @@
         <w:rPr>
           <w:i/>
         </w:rPr>
-        <w:t>Сгенерировано для приложения «Управление кросс-функциональной командой» v1.45.0.</w:t>
+        <w:t>Сгенерировано для приложения «Управление кросс-функциональной командой» v1.46.0.</w:t>
       </w:r>
     </w:p>
     <w:sectPr>

--- a/Архитектура_приложения.docx
+++ b/Архитектура_приложения.docx
@@ -15,7 +15,7 @@
         <w:rPr>
           <w:i/>
         </w:rPr>
-        <w:t>Управление кросс-функциональной командой · v1.46.0</w:t>
+        <w:t>Управление кросс-функциональной командой · v1.47.0</w:t>
       </w:r>
     </w:p>
     <w:p>
@@ -728,7 +728,7 @@
     </w:p>
     <w:p>
       <w:r>
-        <w:t>PostgreSQL хранит 49 таблиц по доменам. Всё состояние — единый снимок GET/PUT /api/state с оптимистичной блокировкой (app_meta). Связи логические (по строковым id). Схема — Flyway V1–V11.</w:t>
+        <w:t>PostgreSQL хранит 51 таблиц по доменам. Всё состояние — единый снимок GET/PUT /api/state с оптимистичной блокировкой (app_meta). Связи логические (по строковым id). Схема — Flyway V1–V12.</w:t>
       </w:r>
     </w:p>
     <w:p>
@@ -1060,6 +1060,26 @@
           </w:p>
         </w:tc>
       </w:tr>
+      <w:tr>
+        <w:tc>
+          <w:tcPr>
+            <w:tcW w:type="dxa" w:w="4680"/>
+          </w:tcPr>
+          <w:p>
+            <w:r>
+              <w:t>V12</w:t>
+            </w:r>
+          </w:p>
+        </w:tc>
+        <w:tc>
+          <w:tcPr>
+            <w:tcW w:type="dxa" w:w="4680"/>
+          </w:tcPr>
+          <w:p>
+            <w:r/>
+          </w:p>
+        </w:tc>
+      </w:tr>
     </w:tbl>
     <w:p>
       <w:pPr>
@@ -3698,6 +3718,110 @@
           <w:p>
             <w:r>
               <w:t>Прод-инциденты и постмортемы — MTTR для DORA</w:t>
+            </w:r>
+          </w:p>
+        </w:tc>
+      </w:tr>
+      <w:tr>
+        <w:tc>
+          <w:tcPr>
+            <w:tcW w:type="dxa" w:w="1872"/>
+          </w:tcPr>
+          <w:p>
+            <w:r>
+              <w:t>ishikawa_cats</w:t>
+            </w:r>
+          </w:p>
+        </w:tc>
+        <w:tc>
+          <w:tcPr>
+            <w:tcW w:type="dxa" w:w="1872"/>
+          </w:tcPr>
+          <w:p>
+            <w:r>
+              <w:t>—</w:t>
+            </w:r>
+          </w:p>
+        </w:tc>
+        <w:tc>
+          <w:tcPr>
+            <w:tcW w:type="dxa" w:w="1872"/>
+          </w:tcPr>
+          <w:p>
+            <w:r>
+              <w:t>1</w:t>
+            </w:r>
+          </w:p>
+        </w:tc>
+        <w:tc>
+          <w:tcPr>
+            <w:tcW w:type="dxa" w:w="1872"/>
+          </w:tcPr>
+          <w:p>
+            <w:r>
+              <w:t>pk</w:t>
+            </w:r>
+          </w:p>
+        </w:tc>
+        <w:tc>
+          <w:tcPr>
+            <w:tcW w:type="dxa" w:w="1872"/>
+          </w:tcPr>
+          <w:p>
+            <w:r>
+              <w:t>—</w:t>
+            </w:r>
+          </w:p>
+        </w:tc>
+      </w:tr>
+      <w:tr>
+        <w:tc>
+          <w:tcPr>
+            <w:tcW w:type="dxa" w:w="1872"/>
+          </w:tcPr>
+          <w:p>
+            <w:r>
+              <w:t>ishikawa</w:t>
+            </w:r>
+          </w:p>
+        </w:tc>
+        <w:tc>
+          <w:tcPr>
+            <w:tcW w:type="dxa" w:w="1872"/>
+          </w:tcPr>
+          <w:p>
+            <w:r>
+              <w:t>—</w:t>
+            </w:r>
+          </w:p>
+        </w:tc>
+        <w:tc>
+          <w:tcPr>
+            <w:tcW w:type="dxa" w:w="1872"/>
+          </w:tcPr>
+          <w:p>
+            <w:r>
+              <w:t>2</w:t>
+            </w:r>
+          </w:p>
+        </w:tc>
+        <w:tc>
+          <w:tcPr>
+            <w:tcW w:type="dxa" w:w="1872"/>
+          </w:tcPr>
+          <w:p>
+            <w:r>
+              <w:t>pk, weight</w:t>
+            </w:r>
+          </w:p>
+        </w:tc>
+        <w:tc>
+          <w:tcPr>
+            <w:tcW w:type="dxa" w:w="1872"/>
+          </w:tcPr>
+          <w:p>
+            <w:r>
+              <w:t>—</w:t>
             </w:r>
           </w:p>
         </w:tc>
@@ -3769,7 +3893,7 @@
         <w:rPr>
           <w:i/>
         </w:rPr>
-        <w:t>Сгенерировано для приложения «Управление кросс-функциональной командой» v1.46.0.</w:t>
+        <w:t>Сгенерировано для приложения «Управление кросс-функциональной командой» v1.47.0.</w:t>
       </w:r>
     </w:p>
     <w:sectPr>

--- a/Архитектура_приложения.docx
+++ b/Архитектура_приложения.docx
@@ -15,7 +15,7 @@
         <w:rPr>
           <w:i/>
         </w:rPr>
-        <w:t>Управление кросс-функциональной командой · v1.47.0</w:t>
+        <w:t>Управление кросс-функциональной командой · v1.48.0</w:t>
       </w:r>
     </w:p>
     <w:p>
@@ -3893,7 +3893,7 @@
         <w:rPr>
           <w:i/>
         </w:rPr>
-        <w:t>Сгенерировано для приложения «Управление кросс-функциональной командой» v1.47.0.</w:t>
+        <w:t>Сгенерировано для приложения «Управление кросс-функциональной командой» v1.48.0.</w:t>
       </w:r>
     </w:p>
     <w:sectPr>

--- a/Архитектура_приложения.docx
+++ b/Архитектура_приложения.docx
@@ -15,7 +15,7 @@
         <w:rPr>
           <w:i/>
         </w:rPr>
-        <w:t>Управление кросс-функциональной командой · v1.48.0</w:t>
+        <w:t>Управление кросс-функциональной командой · v1.49.0</w:t>
       </w:r>
     </w:p>
     <w:p>
@@ -3893,7 +3893,7 @@
         <w:rPr>
           <w:i/>
         </w:rPr>
-        <w:t>Сгенерировано для приложения «Управление кросс-функциональной командой» v1.48.0.</w:t>
+        <w:t>Сгенерировано для приложения «Управление кросс-функциональной командой» v1.49.0.</w:t>
       </w:r>
     </w:p>
     <w:sectPr>

--- a/Архитектура_приложения.docx
+++ b/Архитектура_приложения.docx
@@ -728,7 +728,7 @@
     </w:p>
     <w:p>
       <w:r>
-        <w:t>PostgreSQL хранит 51 таблиц по доменам. Всё состояние — единый снимок GET/PUT /api/state с оптимистичной блокировкой (app_meta). Связи логические (по строковым id). Схема — Flyway V1–V12.</w:t>
+        <w:t>PostgreSQL хранит 51 таблиц по доменам. Всё состояние — единый снимок GET/PUT /api/state с оптимистичной блокировкой (app_meta). Связи логические (по строковым id). Схема — Flyway V1–V13.</w:t>
       </w:r>
     </w:p>
     <w:p>
@@ -1080,6 +1080,26 @@
           </w:p>
         </w:tc>
       </w:tr>
+      <w:tr>
+        <w:tc>
+          <w:tcPr>
+            <w:tcW w:type="dxa" w:w="4680"/>
+          </w:tcPr>
+          <w:p>
+            <w:r>
+              <w:t>V13</w:t>
+            </w:r>
+          </w:p>
+        </w:tc>
+        <w:tc>
+          <w:tcPr>
+            <w:tcW w:type="dxa" w:w="4680"/>
+          </w:tcPr>
+          <w:p>
+            <w:r/>
+          </w:p>
+        </w:tc>
+      </w:tr>
     </w:tbl>
     <w:p>
       <w:pPr>
@@ -2553,7 +2573,7 @@
           </w:tcPr>
           <w:p>
             <w:r>
-              <w:t>7</w:t>
+              <w:t>8</w:t>
             </w:r>
           </w:p>
         </w:tc>

--- a/Архитектура_приложения.docx
+++ b/Архитектура_приложения.docx
@@ -728,7 +728,7 @@
     </w:p>
     <w:p>
       <w:r>
-        <w:t>PostgreSQL хранит 51 таблиц по доменам. Всё состояние — единый снимок GET/PUT /api/state с оптимистичной блокировкой (app_meta). Связи логические (по строковым id). Схема — Flyway V1–V13.</w:t>
+        <w:t>PostgreSQL хранит 51 таблиц по доменам. Всё состояние — единый снимок GET/PUT /api/state с оптимистичной блокировкой (app_meta). Связи логические (по строковым id). Схема — Flyway V1–V14.</w:t>
       </w:r>
     </w:p>
     <w:p>
@@ -1100,6 +1100,26 @@
           </w:p>
         </w:tc>
       </w:tr>
+      <w:tr>
+        <w:tc>
+          <w:tcPr>
+            <w:tcW w:type="dxa" w:w="4680"/>
+          </w:tcPr>
+          <w:p>
+            <w:r>
+              <w:t>V14</w:t>
+            </w:r>
+          </w:p>
+        </w:tc>
+        <w:tc>
+          <w:tcPr>
+            <w:tcW w:type="dxa" w:w="4680"/>
+          </w:tcPr>
+          <w:p>
+            <w:r/>
+          </w:p>
+        </w:tc>
+      </w:tr>
     </w:tbl>
     <w:p>
       <w:pPr>
@@ -1221,17 +1241,17 @@
           </w:tcPr>
           <w:p>
             <w:r>
-              <w:t>4</w:t>
-            </w:r>
-          </w:p>
-        </w:tc>
-        <w:tc>
-          <w:tcPr>
-            <w:tcW w:type="dxa" w:w="1872"/>
-          </w:tcPr>
-          <w:p>
-            <w:r>
-              <w:t>id, name, today_date, budget_rate</w:t>
+              <w:t>5</w:t>
+            </w:r>
+          </w:p>
+        </w:tc>
+        <w:tc>
+          <w:tcPr>
+            <w:tcW w:type="dxa" w:w="1872"/>
+          </w:tcPr>
+          <w:p>
+            <w:r>
+              <w:t>id, name, today_date, budget_rate, stage_roles</w:t>
             </w:r>
           </w:p>
         </w:tc>
@@ -1377,7 +1397,7 @@
           </w:tcPr>
           <w:p>
             <w:r>
-              <w:t>7</w:t>
+              <w:t>8</w:t>
             </w:r>
           </w:p>
         </w:tc>

--- a/Архитектура_приложения.docx
+++ b/Архитектура_приложения.docx
@@ -728,7 +728,7 @@
     </w:p>
     <w:p>
       <w:r>
-        <w:t>PostgreSQL хранит 51 таблиц по доменам. Всё состояние — единый снимок GET/PUT /api/state с оптимистичной блокировкой (app_meta). Связи логические (по строковым id). Схема — Flyway V1–V14.</w:t>
+        <w:t>PostgreSQL хранит 51 таблиц по доменам. Всё состояние — единый снимок GET/PUT /api/state с оптимистичной блокировкой (app_meta). Связи логические (по строковым id). Схема — Flyway V1–V15.</w:t>
       </w:r>
     </w:p>
     <w:p>
@@ -1120,6 +1120,26 @@
           </w:p>
         </w:tc>
       </w:tr>
+      <w:tr>
+        <w:tc>
+          <w:tcPr>
+            <w:tcW w:type="dxa" w:w="4680"/>
+          </w:tcPr>
+          <w:p>
+            <w:r>
+              <w:t>V15</w:t>
+            </w:r>
+          </w:p>
+        </w:tc>
+        <w:tc>
+          <w:tcPr>
+            <w:tcW w:type="dxa" w:w="4680"/>
+          </w:tcPr>
+          <w:p>
+            <w:r/>
+          </w:p>
+        </w:tc>
+      </w:tr>
     </w:tbl>
     <w:p>
       <w:pPr>
@@ -1397,7 +1417,7 @@
           </w:tcPr>
           <w:p>
             <w:r>
-              <w:t>8</w:t>
+              <w:t>9</w:t>
             </w:r>
           </w:p>
         </w:tc>
